--- a/Mon petit dictionaire.docx
+++ b/Mon petit dictionaire.docx
@@ -624,7 +624,16 @@
         <w:t xml:space="preserve"> = number of </w:t>
       </w:r>
       <w:r>
-        <w:t>time a specific base in read during the sequencing process</w:t>
+        <w:t>times</w:t>
+      </w:r>
+      <w:r>
+        <w:t xml:space="preserve"> a specific base i</w:t>
+      </w:r>
+      <w:r>
+        <w:t>s</w:t>
+      </w:r>
+      <w:r>
+        <w:t xml:space="preserve"> read during the sequencing process</w:t>
       </w:r>
     </w:p>
     <w:p>
@@ -1031,6 +1040,82 @@
           <w:lang w:val="en-US"/>
         </w:rPr>
         <w:t>10 g/L NaCl</w:t>
+      </w:r>
+    </w:p>
+    <w:p>
+      <w:pPr>
+        <w:pStyle w:val="Paragraphedeliste"/>
+        <w:numPr>
+          <w:ilvl w:val="0"/>
+          <w:numId w:val="1"/>
+        </w:numPr>
+        <w:rPr>
+          <w:lang w:val="en-US"/>
+        </w:rPr>
+      </w:pPr>
+      <w:r>
+        <w:rPr>
+          <w:b/>
+          <w:bCs/>
+          <w:lang w:val="en-US"/>
+        </w:rPr>
+        <w:t xml:space="preserve">CLR </w:t>
+      </w:r>
+      <w:r>
+        <w:rPr>
+          <w:lang w:val="en-US"/>
+        </w:rPr>
+        <w:t xml:space="preserve">= Centered Log2 Ratio. </w:t>
+      </w:r>
+      <w:r>
+        <w:rPr>
+          <w:lang w:val="en-US"/>
+        </w:rPr>
+        <w:t>‘</w:t>
+      </w:r>
+      <w:proofErr w:type="spellStart"/>
+      <w:r>
+        <w:rPr>
+          <w:lang w:val="en-US"/>
+        </w:rPr>
+        <w:t>C</w:t>
+      </w:r>
+      <w:r>
+        <w:rPr>
+          <w:lang w:val="en-US"/>
+        </w:rPr>
+        <w:t>entres’</w:t>
+      </w:r>
+      <w:proofErr w:type="spellEnd"/>
+      <w:r>
+        <w:rPr>
+          <w:lang w:val="en-US"/>
+        </w:rPr>
+        <w:t xml:space="preserve"> the distribution of values around 0, comparing each gene to the overall mean of the sample transcriptome</w:t>
+      </w:r>
+      <w:r>
+        <w:rPr>
+          <w:lang w:val="en-US"/>
+        </w:rPr>
+        <w:t xml:space="preserve"> (if &gt;0, </w:t>
+      </w:r>
+      <w:r>
+        <w:rPr>
+          <w:lang w:val="en-US"/>
+        </w:rPr>
+        <w:t>t</w:t>
+      </w:r>
+      <w:r>
+        <w:rPr>
+          <w:lang w:val="en-US"/>
+        </w:rPr>
+        <w:t>he gene is expressed more than the geometric mean of the genes in this sample</w:t>
+      </w:r>
+      <w:r>
+        <w:rPr>
+          <w:lang w:val="en-US"/>
+        </w:rPr>
+        <w:t xml:space="preserve">). </w:t>
       </w:r>
     </w:p>
     <w:p>
@@ -1433,6 +1518,7 @@
         <w:rPr>
           <w:lang w:val="en-US"/>
         </w:rPr>
+        <w:lastRenderedPageBreak/>
         <w:t>RNA-seq</w:t>
       </w:r>
     </w:p>
@@ -1483,7 +1569,6 @@
         <w:rPr>
           <w:lang w:val="en-US"/>
         </w:rPr>
-        <w:lastRenderedPageBreak/>
         <w:t>Mapping (alignment with ref sequences GCF) + Filter</w:t>
       </w:r>
       <w:r>

--- a/Mon petit dictionaire.docx
+++ b/Mon petit dictionaire.docx
@@ -627,7 +627,13 @@
         <w:t>times</w:t>
       </w:r>
       <w:r>
-        <w:t xml:space="preserve"> a specific base i</w:t>
+        <w:t xml:space="preserve"> a specific base</w:t>
+      </w:r>
+      <w:r>
+        <w:t xml:space="preserve"> or region</w:t>
+      </w:r>
+      <w:r>
+        <w:t xml:space="preserve"> i</w:t>
       </w:r>
       <w:r>
         <w:t>s</w:t>
@@ -1116,6 +1122,298 @@
           <w:lang w:val="en-US"/>
         </w:rPr>
         <w:t xml:space="preserve">). </w:t>
+      </w:r>
+    </w:p>
+    <w:p>
+      <w:pPr>
+        <w:pStyle w:val="Paragraphedeliste"/>
+        <w:numPr>
+          <w:ilvl w:val="0"/>
+          <w:numId w:val="1"/>
+        </w:numPr>
+        <w:rPr>
+          <w:lang w:val="en-US"/>
+        </w:rPr>
+      </w:pPr>
+      <w:r>
+        <w:rPr>
+          <w:b/>
+          <w:bCs/>
+          <w:lang w:val="en-US"/>
+        </w:rPr>
+        <w:t xml:space="preserve">VST = </w:t>
+      </w:r>
+      <w:r>
+        <w:rPr>
+          <w:lang w:val="en-US"/>
+        </w:rPr>
+        <w:t xml:space="preserve">Variance Stabilizing Transformation. </w:t>
+      </w:r>
+      <w:r>
+        <w:rPr>
+          <w:lang w:val="en-US"/>
+        </w:rPr>
+        <w:t xml:space="preserve">Important because </w:t>
+      </w:r>
+      <w:r>
+        <w:rPr>
+          <w:lang w:val="en-US"/>
+        </w:rPr>
+        <w:t xml:space="preserve">otherwise, for </w:t>
+      </w:r>
+      <w:r>
+        <w:rPr>
+          <w:lang w:val="en-US"/>
+        </w:rPr>
+        <w:t xml:space="preserve">a </w:t>
+      </w:r>
+      <w:r>
+        <w:rPr>
+          <w:lang w:val="en-US"/>
+        </w:rPr>
+        <w:t xml:space="preserve">same variation in high count values </w:t>
+      </w:r>
+      <w:r>
+        <w:rPr>
+          <w:lang w:val="en-US"/>
+        </w:rPr>
+        <w:t xml:space="preserve">and low count values, the SD will be way higher for the low counts value. </w:t>
+      </w:r>
+      <w:r>
+        <w:rPr>
+          <w:lang w:val="en-US"/>
+        </w:rPr>
+        <w:t xml:space="preserve"> </w:t>
+      </w:r>
+    </w:p>
+    <w:p>
+      <w:pPr>
+        <w:pStyle w:val="Paragraphedeliste"/>
+        <w:numPr>
+          <w:ilvl w:val="0"/>
+          <w:numId w:val="1"/>
+        </w:numPr>
+        <w:rPr>
+          <w:lang w:val="fr-FR"/>
+        </w:rPr>
+      </w:pPr>
+      <w:proofErr w:type="spellStart"/>
+      <w:r>
+        <w:rPr>
+          <w:b/>
+          <w:bCs/>
+          <w:lang w:val="fr-FR"/>
+        </w:rPr>
+        <w:t>Pvalue</w:t>
+      </w:r>
+      <w:proofErr w:type="spellEnd"/>
+      <w:r>
+        <w:rPr>
+          <w:b/>
+          <w:bCs/>
+          <w:lang w:val="fr-FR"/>
+        </w:rPr>
+        <w:t xml:space="preserve"> </w:t>
+      </w:r>
+      <w:r>
+        <w:rPr>
+          <w:lang w:val="fr-FR"/>
+        </w:rPr>
+        <w:t xml:space="preserve">= </w:t>
+      </w:r>
+      <w:r>
+        <w:rPr>
+          <w:lang w:val="fr-FR"/>
+        </w:rPr>
+        <w:t xml:space="preserve"> mélange </w:t>
+      </w:r>
+      <w:proofErr w:type="spellStart"/>
+      <w:r>
+        <w:rPr>
+          <w:lang w:val="fr-FR"/>
+        </w:rPr>
+        <w:t>e</w:t>
+      </w:r>
+      <w:r>
+        <w:rPr>
+          <w:b/>
+          <w:bCs/>
+          <w:lang w:val="fr-FR"/>
+        </w:rPr>
+        <w:t>ffect</w:t>
+      </w:r>
+      <w:proofErr w:type="spellEnd"/>
+      <w:r>
+        <w:rPr>
+          <w:b/>
+          <w:bCs/>
+          <w:lang w:val="fr-FR"/>
+        </w:rPr>
+        <w:t xml:space="preserve"> size </w:t>
+      </w:r>
+      <w:r>
+        <w:rPr>
+          <w:lang w:val="fr-FR"/>
+        </w:rPr>
+        <w:t xml:space="preserve"> = magnitude d’un eff</w:t>
+      </w:r>
+      <w:r>
+        <w:rPr>
+          <w:lang w:val="fr-FR"/>
+        </w:rPr>
+        <w:t xml:space="preserve">et </w:t>
+      </w:r>
+      <w:r>
+        <w:rPr>
+          <w:lang w:val="fr-FR"/>
+        </w:rPr>
+        <w:t>, p</w:t>
+      </w:r>
+      <w:r>
+        <w:rPr>
+          <w:b/>
+          <w:bCs/>
+          <w:lang w:val="fr-FR"/>
+        </w:rPr>
+        <w:t xml:space="preserve">uissance du test </w:t>
+      </w:r>
+      <w:r>
+        <w:rPr>
+          <w:lang w:val="fr-FR"/>
+        </w:rPr>
+        <w:t xml:space="preserve"> et </w:t>
+      </w:r>
+      <w:proofErr w:type="spellStart"/>
+      <w:r>
+        <w:rPr>
+          <w:lang w:val="fr-FR"/>
+        </w:rPr>
+        <w:t>sample</w:t>
+      </w:r>
+      <w:proofErr w:type="spellEnd"/>
+      <w:r>
+        <w:rPr>
+          <w:lang w:val="fr-FR"/>
+        </w:rPr>
+        <w:t xml:space="preserve"> size</w:t>
+      </w:r>
+      <w:r>
+        <w:rPr>
+          <w:lang w:val="fr-FR"/>
+        </w:rPr>
+        <w:t xml:space="preserve">. </w:t>
+      </w:r>
+      <w:proofErr w:type="spellStart"/>
+      <w:r>
+        <w:rPr>
+          <w:lang w:val="fr-FR"/>
+        </w:rPr>
+        <w:t>Pvalue</w:t>
+      </w:r>
+      <w:proofErr w:type="spellEnd"/>
+      <w:r>
+        <w:rPr>
+          <w:lang w:val="fr-FR"/>
+        </w:rPr>
+        <w:t xml:space="preserve"> se comparent pas</w:t>
+      </w:r>
+      <w:r>
+        <w:rPr>
+          <w:lang w:val="fr-FR"/>
+        </w:rPr>
+        <w:t xml:space="preserve">. Proba que ca soit pas </w:t>
+      </w:r>
+      <w:proofErr w:type="spellStart"/>
+      <w:r>
+        <w:rPr>
+          <w:lang w:val="fr-FR"/>
+        </w:rPr>
+        <w:t>du</w:t>
+      </w:r>
+      <w:proofErr w:type="spellEnd"/>
+      <w:r>
+        <w:rPr>
+          <w:lang w:val="fr-FR"/>
+        </w:rPr>
+        <w:t xml:space="preserve"> au hasard</w:t>
+      </w:r>
+      <w:r>
+        <w:rPr>
+          <w:lang w:val="fr-FR"/>
+        </w:rPr>
+        <w:t xml:space="preserve"> (pas vraiment qu’il y a un effet, peut le suggérer</w:t>
+      </w:r>
+    </w:p>
+    <w:p>
+      <w:pPr>
+        <w:pStyle w:val="Paragraphedeliste"/>
+        <w:numPr>
+          <w:ilvl w:val="0"/>
+          <w:numId w:val="1"/>
+        </w:numPr>
+        <w:rPr>
+          <w:lang w:val="fr-FR"/>
+        </w:rPr>
+      </w:pPr>
+      <w:r>
+        <w:rPr>
+          <w:b/>
+          <w:bCs/>
+          <w:lang w:val="fr-FR"/>
+        </w:rPr>
+        <w:t xml:space="preserve">R2 </w:t>
+      </w:r>
+      <w:r>
+        <w:rPr>
+          <w:lang w:val="fr-FR"/>
+        </w:rPr>
+        <w:t>= effet size (magnitude d’un effet)</w:t>
+      </w:r>
+      <w:r>
+        <w:rPr>
+          <w:lang w:val="fr-FR"/>
+        </w:rPr>
+        <w:t xml:space="preserve"> proportion de l’expression des </w:t>
+      </w:r>
+      <w:proofErr w:type="spellStart"/>
+      <w:r>
+        <w:rPr>
+          <w:lang w:val="fr-FR"/>
+        </w:rPr>
+        <w:t>ds</w:t>
+      </w:r>
+      <w:proofErr w:type="spellEnd"/>
+      <w:r>
+        <w:rPr>
+          <w:lang w:val="fr-FR"/>
+        </w:rPr>
+        <w:t xml:space="preserve"> qui peut </w:t>
+      </w:r>
+      <w:proofErr w:type="spellStart"/>
+      <w:r>
+        <w:rPr>
+          <w:lang w:val="fr-FR"/>
+        </w:rPr>
+        <w:t>êyre</w:t>
+      </w:r>
+      <w:proofErr w:type="spellEnd"/>
+      <w:r>
+        <w:rPr>
+          <w:lang w:val="fr-FR"/>
+        </w:rPr>
+        <w:t xml:space="preserve"> expliquée par </w:t>
+      </w:r>
+      <w:r>
+        <w:rPr>
+          <w:lang w:val="fr-FR"/>
+        </w:rPr>
+        <w:t xml:space="preserve">l’expression des gènes du phage. </w:t>
+      </w:r>
+      <w:r>
+        <w:rPr>
+          <w:lang w:val="fr-FR"/>
+        </w:rPr>
+        <w:t xml:space="preserve"> </w:t>
       </w:r>
     </w:p>
     <w:p>
@@ -1452,6 +1750,7 @@
         </w:numPr>
       </w:pPr>
       <w:r>
+        <w:lastRenderedPageBreak/>
         <w:t xml:space="preserve">Normalisation methods explanations </w:t>
       </w:r>
       <w:hyperlink r:id="rId9" w:history="1">
@@ -1518,7 +1817,6 @@
         <w:rPr>
           <w:lang w:val="en-US"/>
         </w:rPr>
-        <w:lastRenderedPageBreak/>
         <w:t>RNA-seq</w:t>
       </w:r>
     </w:p>

--- a/Mon petit dictionaire.docx
+++ b/Mon petit dictionaire.docx
@@ -536,6 +536,7 @@
         </w:rPr>
       </w:pPr>
       <w:proofErr w:type="spellStart"/>
+      <w:proofErr w:type="gramStart"/>
       <w:r>
         <w:rPr>
           <w:b/>
@@ -545,6 +546,7 @@
         <w:t>mOTUs</w:t>
       </w:r>
       <w:proofErr w:type="spellEnd"/>
+      <w:proofErr w:type="gramEnd"/>
       <w:r>
         <w:rPr>
           <w:lang w:val="fr-FR"/>
@@ -1097,7 +1099,21 @@
         <w:rPr>
           <w:lang w:val="en-US"/>
         </w:rPr>
-        <w:t xml:space="preserve"> the distribution of values around 0, comparing each gene to the overall mean of the sample transcriptome</w:t>
+        <w:t xml:space="preserve"> the distribution of values around 0, comparing each gene to the overall </w:t>
+      </w:r>
+      <w:proofErr w:type="gramStart"/>
+      <w:r>
+        <w:rPr>
+          <w:lang w:val="en-US"/>
+        </w:rPr>
+        <w:t>mean</w:t>
+      </w:r>
+      <w:proofErr w:type="gramEnd"/>
+      <w:r>
+        <w:rPr>
+          <w:lang w:val="en-US"/>
+        </w:rPr>
+        <w:t xml:space="preserve"> of the sample transcriptome</w:t>
       </w:r>
       <w:r>
         <w:rPr>
@@ -1161,6 +1177,7 @@
         </w:rPr>
         <w:t xml:space="preserve">otherwise, for </w:t>
       </w:r>
+      <w:proofErr w:type="gramStart"/>
       <w:r>
         <w:rPr>
           <w:lang w:val="en-US"/>
@@ -1171,7 +1188,14 @@
         <w:rPr>
           <w:lang w:val="en-US"/>
         </w:rPr>
-        <w:t xml:space="preserve">same variation in high count values </w:t>
+        <w:t>same</w:t>
+      </w:r>
+      <w:proofErr w:type="gramEnd"/>
+      <w:r>
+        <w:rPr>
+          <w:lang w:val="en-US"/>
+        </w:rPr>
+        <w:t xml:space="preserve"> variation in high count values </w:t>
       </w:r>
       <w:r>
         <w:rPr>
@@ -1183,25 +1207,189 @@
         <w:rPr>
           <w:lang w:val="en-US"/>
         </w:rPr>
+        <w:t>After VST, each gene has roughly constant variance across samples</w:t>
+      </w:r>
+      <w:r>
+        <w:rPr>
+          <w:lang w:val="en-US"/>
+        </w:rPr>
+        <w:t>.</w:t>
+      </w:r>
+    </w:p>
+    <w:p>
+      <w:pPr>
+        <w:pStyle w:val="Paragraphedeliste"/>
+        <w:numPr>
+          <w:ilvl w:val="0"/>
+          <w:numId w:val="1"/>
+        </w:numPr>
+        <w:rPr>
+          <w:lang w:val="fr-FR"/>
+        </w:rPr>
+      </w:pPr>
+      <w:proofErr w:type="spellStart"/>
+      <w:r>
+        <w:rPr>
+          <w:b/>
+          <w:bCs/>
+          <w:lang w:val="fr-FR"/>
+        </w:rPr>
+        <w:t>Pvalue</w:t>
+      </w:r>
+      <w:proofErr w:type="spellEnd"/>
+      <w:r>
+        <w:rPr>
+          <w:b/>
+          <w:bCs/>
+          <w:lang w:val="fr-FR"/>
+        </w:rPr>
         <w:t xml:space="preserve"> </w:t>
       </w:r>
-    </w:p>
-    <w:p>
-      <w:pPr>
-        <w:pStyle w:val="Paragraphedeliste"/>
-        <w:numPr>
-          <w:ilvl w:val="0"/>
-          <w:numId w:val="1"/>
-        </w:numPr>
-        <w:rPr>
-          <w:lang w:val="fr-FR"/>
-        </w:rPr>
-      </w:pPr>
+      <w:proofErr w:type="gramStart"/>
+      <w:r>
+        <w:rPr>
+          <w:lang w:val="fr-FR"/>
+        </w:rPr>
+        <w:t xml:space="preserve">= </w:t>
+      </w:r>
+      <w:r>
+        <w:rPr>
+          <w:lang w:val="fr-FR"/>
+        </w:rPr>
+        <w:t xml:space="preserve"> mélange</w:t>
+      </w:r>
+      <w:proofErr w:type="gramEnd"/>
+      <w:r>
+        <w:rPr>
+          <w:lang w:val="fr-FR"/>
+        </w:rPr>
+        <w:t xml:space="preserve"> </w:t>
+      </w:r>
       <w:proofErr w:type="spellStart"/>
       <w:r>
         <w:rPr>
-          <w:b/>
-          <w:bCs/>
+          <w:lang w:val="fr-FR"/>
+        </w:rPr>
+        <w:t>e</w:t>
+      </w:r>
+      <w:r>
+        <w:rPr>
+          <w:b/>
+          <w:bCs/>
+          <w:lang w:val="fr-FR"/>
+        </w:rPr>
+        <w:t>ffect</w:t>
+      </w:r>
+      <w:proofErr w:type="spellEnd"/>
+      <w:r>
+        <w:rPr>
+          <w:b/>
+          <w:bCs/>
+          <w:lang w:val="fr-FR"/>
+        </w:rPr>
+        <w:t xml:space="preserve"> </w:t>
+      </w:r>
+      <w:proofErr w:type="gramStart"/>
+      <w:r>
+        <w:rPr>
+          <w:b/>
+          <w:bCs/>
+          <w:lang w:val="fr-FR"/>
+        </w:rPr>
+        <w:t xml:space="preserve">size </w:t>
+      </w:r>
+      <w:r>
+        <w:rPr>
+          <w:lang w:val="fr-FR"/>
+        </w:rPr>
+        <w:t xml:space="preserve"> =</w:t>
+      </w:r>
+      <w:proofErr w:type="gramEnd"/>
+      <w:r>
+        <w:rPr>
+          <w:lang w:val="fr-FR"/>
+        </w:rPr>
+        <w:t xml:space="preserve"> magnitude d’un </w:t>
+      </w:r>
+      <w:proofErr w:type="gramStart"/>
+      <w:r>
+        <w:rPr>
+          <w:lang w:val="fr-FR"/>
+        </w:rPr>
+        <w:t>eff</w:t>
+      </w:r>
+      <w:r>
+        <w:rPr>
+          <w:lang w:val="fr-FR"/>
+        </w:rPr>
+        <w:t xml:space="preserve">et </w:t>
+      </w:r>
+      <w:r>
+        <w:rPr>
+          <w:lang w:val="fr-FR"/>
+        </w:rPr>
+        <w:t>,</w:t>
+      </w:r>
+      <w:proofErr w:type="gramEnd"/>
+      <w:r>
+        <w:rPr>
+          <w:lang w:val="fr-FR"/>
+        </w:rPr>
+        <w:t xml:space="preserve"> p</w:t>
+      </w:r>
+      <w:r>
+        <w:rPr>
+          <w:b/>
+          <w:bCs/>
+          <w:lang w:val="fr-FR"/>
+        </w:rPr>
+        <w:t xml:space="preserve">uissance du </w:t>
+      </w:r>
+      <w:proofErr w:type="gramStart"/>
+      <w:r>
+        <w:rPr>
+          <w:b/>
+          <w:bCs/>
+          <w:lang w:val="fr-FR"/>
+        </w:rPr>
+        <w:t xml:space="preserve">test </w:t>
+      </w:r>
+      <w:r>
+        <w:rPr>
+          <w:lang w:val="fr-FR"/>
+        </w:rPr>
+        <w:t xml:space="preserve"> et</w:t>
+      </w:r>
+      <w:proofErr w:type="gramEnd"/>
+      <w:r>
+        <w:rPr>
+          <w:lang w:val="fr-FR"/>
+        </w:rPr>
+        <w:t xml:space="preserve"> </w:t>
+      </w:r>
+      <w:proofErr w:type="spellStart"/>
+      <w:r>
+        <w:rPr>
+          <w:lang w:val="fr-FR"/>
+        </w:rPr>
+        <w:t>sample</w:t>
+      </w:r>
+      <w:proofErr w:type="spellEnd"/>
+      <w:r>
+        <w:rPr>
+          <w:lang w:val="fr-FR"/>
+        </w:rPr>
+        <w:t xml:space="preserve"> size</w:t>
+      </w:r>
+      <w:r>
+        <w:rPr>
+          <w:lang w:val="fr-FR"/>
+        </w:rPr>
+        <w:t xml:space="preserve">. </w:t>
+      </w:r>
+      <w:proofErr w:type="spellStart"/>
+      <w:r>
+        <w:rPr>
           <w:lang w:val="fr-FR"/>
         </w:rPr>
         <w:t>Pvalue</w:t>
@@ -1209,339 +1397,235 @@
       <w:proofErr w:type="spellEnd"/>
       <w:r>
         <w:rPr>
-          <w:b/>
-          <w:bCs/>
+          <w:lang w:val="fr-FR"/>
+        </w:rPr>
+        <w:t xml:space="preserve"> se comparent pas</w:t>
+      </w:r>
+      <w:r>
+        <w:rPr>
+          <w:lang w:val="fr-FR"/>
+        </w:rPr>
+        <w:t xml:space="preserve">. Proba que </w:t>
+      </w:r>
+      <w:proofErr w:type="gramStart"/>
+      <w:r>
+        <w:rPr>
+          <w:lang w:val="fr-FR"/>
+        </w:rPr>
+        <w:t>ca</w:t>
+      </w:r>
+      <w:proofErr w:type="gramEnd"/>
+      <w:r>
+        <w:rPr>
+          <w:lang w:val="fr-FR"/>
+        </w:rPr>
+        <w:t xml:space="preserve"> soit pas du au hasard</w:t>
+      </w:r>
+      <w:r>
+        <w:rPr>
+          <w:lang w:val="fr-FR"/>
+        </w:rPr>
+        <w:t xml:space="preserve"> (pas vraiment qu’il y a un effet, peut le suggérer</w:t>
+      </w:r>
+    </w:p>
+    <w:p>
+      <w:pPr>
+        <w:pStyle w:val="Paragraphedeliste"/>
+        <w:numPr>
+          <w:ilvl w:val="0"/>
+          <w:numId w:val="1"/>
+        </w:numPr>
+        <w:rPr>
+          <w:lang w:val="fr-FR"/>
+        </w:rPr>
+      </w:pPr>
+      <w:r>
+        <w:rPr>
+          <w:b/>
+          <w:bCs/>
+          <w:lang w:val="fr-FR"/>
+        </w:rPr>
+        <w:t xml:space="preserve">R2 </w:t>
+      </w:r>
+      <w:r>
+        <w:rPr>
+          <w:lang w:val="fr-FR"/>
+        </w:rPr>
+        <w:t>= effet size (magnitude d’un effet)</w:t>
+      </w:r>
+      <w:r>
+        <w:rPr>
+          <w:lang w:val="fr-FR"/>
+        </w:rPr>
+        <w:t xml:space="preserve"> proportion de l’expression des </w:t>
+      </w:r>
+      <w:proofErr w:type="spellStart"/>
+      <w:r>
+        <w:rPr>
+          <w:lang w:val="fr-FR"/>
+        </w:rPr>
+        <w:t>ds</w:t>
+      </w:r>
+      <w:proofErr w:type="spellEnd"/>
+      <w:r>
+        <w:rPr>
+          <w:lang w:val="fr-FR"/>
+        </w:rPr>
+        <w:t xml:space="preserve"> qui peut </w:t>
+      </w:r>
+      <w:proofErr w:type="spellStart"/>
+      <w:r>
+        <w:rPr>
+          <w:lang w:val="fr-FR"/>
+        </w:rPr>
+        <w:t>êyre</w:t>
+      </w:r>
+      <w:proofErr w:type="spellEnd"/>
+      <w:r>
+        <w:rPr>
+          <w:lang w:val="fr-FR"/>
+        </w:rPr>
+        <w:t xml:space="preserve"> expliquée par </w:t>
+      </w:r>
+      <w:r>
+        <w:rPr>
+          <w:lang w:val="fr-FR"/>
+        </w:rPr>
+        <w:t xml:space="preserve">l’expression des gènes du phage. </w:t>
+      </w:r>
+      <w:r>
+        <w:rPr>
           <w:lang w:val="fr-FR"/>
         </w:rPr>
         <w:t xml:space="preserve"> </w:t>
       </w:r>
-      <w:r>
-        <w:rPr>
-          <w:lang w:val="fr-FR"/>
-        </w:rPr>
-        <w:t xml:space="preserve">= </w:t>
-      </w:r>
-      <w:r>
-        <w:rPr>
-          <w:lang w:val="fr-FR"/>
-        </w:rPr>
-        <w:t xml:space="preserve"> mélange </w:t>
-      </w:r>
+    </w:p>
+    <w:p>
+      <w:pPr>
+        <w:rPr>
+          <w:u w:val="single"/>
+        </w:rPr>
+      </w:pPr>
       <w:proofErr w:type="spellStart"/>
       <w:r>
         <w:rPr>
-          <w:lang w:val="fr-FR"/>
-        </w:rPr>
-        <w:t>e</w:t>
-      </w:r>
-      <w:r>
-        <w:rPr>
-          <w:b/>
-          <w:bCs/>
-          <w:lang w:val="fr-FR"/>
-        </w:rPr>
-        <w:t>ffect</w:t>
+          <w:u w:val="single"/>
+        </w:rPr>
+        <w:t>RNAseq</w:t>
       </w:r>
       <w:proofErr w:type="spellEnd"/>
       <w:r>
         <w:rPr>
-          <w:b/>
-          <w:bCs/>
-          <w:lang w:val="fr-FR"/>
-        </w:rPr>
-        <w:t xml:space="preserve"> size </w:t>
-      </w:r>
-      <w:r>
-        <w:rPr>
-          <w:lang w:val="fr-FR"/>
-        </w:rPr>
-        <w:t xml:space="preserve"> = magnitude d’un eff</w:t>
-      </w:r>
-      <w:r>
-        <w:rPr>
-          <w:lang w:val="fr-FR"/>
-        </w:rPr>
-        <w:t xml:space="preserve">et </w:t>
-      </w:r>
-      <w:r>
-        <w:rPr>
-          <w:lang w:val="fr-FR"/>
-        </w:rPr>
-        <w:t>, p</w:t>
-      </w:r>
-      <w:r>
-        <w:rPr>
-          <w:b/>
-          <w:bCs/>
-          <w:lang w:val="fr-FR"/>
-        </w:rPr>
-        <w:t xml:space="preserve">uissance du test </w:t>
-      </w:r>
-      <w:r>
-        <w:rPr>
-          <w:lang w:val="fr-FR"/>
-        </w:rPr>
-        <w:t xml:space="preserve"> et </w:t>
+          <w:u w:val="single"/>
+        </w:rPr>
+        <w:t xml:space="preserve"> normalization methods</w:t>
+      </w:r>
+    </w:p>
+    <w:p>
+      <w:r>
+        <w:rPr>
+          <w:b/>
+          <w:bCs/>
+        </w:rPr>
+        <w:t>CPM</w:t>
+      </w:r>
+      <w:r>
+        <w:t xml:space="preserve"> </w:t>
+      </w:r>
+      <w:r>
+        <w:t>= Counts per Million</w:t>
+      </w:r>
+    </w:p>
+    <w:p>
+      <w:r>
+        <w:t>A</w:t>
+      </w:r>
+      <w:r>
+        <w:t>djust for differences in sequencing depths across samples and provide relative expression values on a comparable scale by scaling the raw read counts of each gene by a sample-specific sequencing depth (total counts) and multiplying by a scaling factor of one million (to obtain counts per million).</w:t>
+      </w:r>
+    </w:p>
+    <w:p>
+      <w:r>
+        <w:rPr>
+          <w:b/>
+          <w:bCs/>
+        </w:rPr>
+        <w:t>RPKM</w:t>
+      </w:r>
+      <w:r>
+        <w:t xml:space="preserve"> </w:t>
+      </w:r>
+      <w:r>
+        <w:t>= Reads per Kilobase Million</w:t>
+      </w:r>
+      <w:r>
+        <w:t xml:space="preserve"> = for single end RNA-</w:t>
       </w:r>
       <w:proofErr w:type="spellStart"/>
       <w:r>
-        <w:rPr>
-          <w:lang w:val="fr-FR"/>
-        </w:rPr>
-        <w:t>sample</w:t>
+        <w:t>seq</w:t>
       </w:r>
       <w:proofErr w:type="spellEnd"/>
-      <w:r>
-        <w:rPr>
-          <w:lang w:val="fr-FR"/>
-        </w:rPr>
-        <w:t xml:space="preserve"> size</w:t>
-      </w:r>
-      <w:r>
-        <w:rPr>
-          <w:lang w:val="fr-FR"/>
-        </w:rPr>
-        <w:t xml:space="preserve">. </w:t>
+    </w:p>
+    <w:p>
+      <w:pPr>
+        <w:pStyle w:val="Paragraphedeliste"/>
+        <w:numPr>
+          <w:ilvl w:val="0"/>
+          <w:numId w:val="2"/>
+        </w:numPr>
+      </w:pPr>
+      <w:r>
+        <w:t>Normalize for read depth</w:t>
+      </w:r>
+      <w:r>
+        <w:t xml:space="preserve"> (calculate total number of reads per run</w:t>
+      </w:r>
+      <w:r>
+        <w:t xml:space="preserve"> and divide each read by this total number * </w:t>
+      </w:r>
+      <w:r>
+        <w:t>million)</w:t>
+      </w:r>
+    </w:p>
+    <w:p>
+      <w:pPr>
+        <w:pStyle w:val="Paragraphedeliste"/>
+        <w:numPr>
+          <w:ilvl w:val="0"/>
+          <w:numId w:val="2"/>
+        </w:numPr>
+      </w:pPr>
+      <w:r>
+        <w:t>Normalize for gene length (</w:t>
+      </w:r>
+      <w:r>
+        <w:t>divide each read by length of the gene kb)</w:t>
+      </w:r>
+    </w:p>
+    <w:p>
+      <w:r>
+        <w:rPr>
+          <w:b/>
+          <w:bCs/>
+        </w:rPr>
+        <w:t>FPKM</w:t>
+      </w:r>
+      <w:r>
+        <w:t xml:space="preserve"> = </w:t>
+      </w:r>
+      <w:r>
+        <w:t>Fragments per Kilobase Million</w:t>
+      </w:r>
+      <w:r>
+        <w:t xml:space="preserve"> = for paired end RNA-</w:t>
       </w:r>
       <w:proofErr w:type="spellStart"/>
       <w:r>
-        <w:rPr>
-          <w:lang w:val="fr-FR"/>
-        </w:rPr>
-        <w:t>Pvalue</w:t>
+        <w:t>seq</w:t>
       </w:r>
       <w:proofErr w:type="spellEnd"/>
       <w:r>
-        <w:rPr>
-          <w:lang w:val="fr-FR"/>
-        </w:rPr>
-        <w:t xml:space="preserve"> se comparent pas</w:t>
-      </w:r>
-      <w:r>
-        <w:rPr>
-          <w:lang w:val="fr-FR"/>
-        </w:rPr>
-        <w:t xml:space="preserve">. Proba que ca soit pas </w:t>
-      </w:r>
-      <w:proofErr w:type="spellStart"/>
-      <w:r>
-        <w:rPr>
-          <w:lang w:val="fr-FR"/>
-        </w:rPr>
-        <w:t>du</w:t>
-      </w:r>
-      <w:proofErr w:type="spellEnd"/>
-      <w:r>
-        <w:rPr>
-          <w:lang w:val="fr-FR"/>
-        </w:rPr>
-        <w:t xml:space="preserve"> au hasard</w:t>
-      </w:r>
-      <w:r>
-        <w:rPr>
-          <w:lang w:val="fr-FR"/>
-        </w:rPr>
-        <w:t xml:space="preserve"> (pas vraiment qu’il y a un effet, peut le suggérer</w:t>
-      </w:r>
-    </w:p>
-    <w:p>
-      <w:pPr>
-        <w:pStyle w:val="Paragraphedeliste"/>
-        <w:numPr>
-          <w:ilvl w:val="0"/>
-          <w:numId w:val="1"/>
-        </w:numPr>
-        <w:rPr>
-          <w:lang w:val="fr-FR"/>
-        </w:rPr>
-      </w:pPr>
-      <w:r>
-        <w:rPr>
-          <w:b/>
-          <w:bCs/>
-          <w:lang w:val="fr-FR"/>
-        </w:rPr>
-        <w:t xml:space="preserve">R2 </w:t>
-      </w:r>
-      <w:r>
-        <w:rPr>
-          <w:lang w:val="fr-FR"/>
-        </w:rPr>
-        <w:t>= effet size (magnitude d’un effet)</w:t>
-      </w:r>
-      <w:r>
-        <w:rPr>
-          <w:lang w:val="fr-FR"/>
-        </w:rPr>
-        <w:t xml:space="preserve"> proportion de l’expression des </w:t>
-      </w:r>
-      <w:proofErr w:type="spellStart"/>
-      <w:r>
-        <w:rPr>
-          <w:lang w:val="fr-FR"/>
-        </w:rPr>
-        <w:t>ds</w:t>
-      </w:r>
-      <w:proofErr w:type="spellEnd"/>
-      <w:r>
-        <w:rPr>
-          <w:lang w:val="fr-FR"/>
-        </w:rPr>
-        <w:t xml:space="preserve"> qui peut </w:t>
-      </w:r>
-      <w:proofErr w:type="spellStart"/>
-      <w:r>
-        <w:rPr>
-          <w:lang w:val="fr-FR"/>
-        </w:rPr>
-        <w:t>êyre</w:t>
-      </w:r>
-      <w:proofErr w:type="spellEnd"/>
-      <w:r>
-        <w:rPr>
-          <w:lang w:val="fr-FR"/>
-        </w:rPr>
-        <w:t xml:space="preserve"> expliquée par </w:t>
-      </w:r>
-      <w:r>
-        <w:rPr>
-          <w:lang w:val="fr-FR"/>
-        </w:rPr>
-        <w:t xml:space="preserve">l’expression des gènes du phage. </w:t>
-      </w:r>
-      <w:r>
-        <w:rPr>
-          <w:lang w:val="fr-FR"/>
-        </w:rPr>
-        <w:t xml:space="preserve"> </w:t>
-      </w:r>
-    </w:p>
-    <w:p>
-      <w:pPr>
-        <w:rPr>
-          <w:u w:val="single"/>
-        </w:rPr>
-      </w:pPr>
-      <w:proofErr w:type="spellStart"/>
-      <w:r>
-        <w:rPr>
-          <w:u w:val="single"/>
-        </w:rPr>
-        <w:t>RNAseq</w:t>
-      </w:r>
-      <w:proofErr w:type="spellEnd"/>
-      <w:r>
-        <w:rPr>
-          <w:u w:val="single"/>
-        </w:rPr>
-        <w:t xml:space="preserve"> normalization methods</w:t>
-      </w:r>
-    </w:p>
-    <w:p>
-      <w:r>
-        <w:rPr>
-          <w:b/>
-          <w:bCs/>
-        </w:rPr>
-        <w:t>CPM</w:t>
-      </w:r>
-      <w:r>
-        <w:t xml:space="preserve"> </w:t>
-      </w:r>
-      <w:r>
-        <w:t>= Counts per Million</w:t>
-      </w:r>
-    </w:p>
-    <w:p>
-      <w:r>
-        <w:t>A</w:t>
-      </w:r>
-      <w:r>
-        <w:t>djust for differences in sequencing depths across samples and provide relative expression values on a comparable scale by scaling the raw read counts of each gene by a sample-specific sequencing depth (total counts) and multiplying by a scaling factor of one million (to obtain counts per million).</w:t>
-      </w:r>
-    </w:p>
-    <w:p>
-      <w:r>
-        <w:rPr>
-          <w:b/>
-          <w:bCs/>
-        </w:rPr>
-        <w:t>RPKM</w:t>
-      </w:r>
-      <w:r>
-        <w:t xml:space="preserve"> </w:t>
-      </w:r>
-      <w:r>
-        <w:t>= Reads per Kilobase Million</w:t>
-      </w:r>
-      <w:r>
-        <w:t xml:space="preserve"> = for single end RNA-</w:t>
-      </w:r>
-      <w:proofErr w:type="spellStart"/>
-      <w:r>
-        <w:t>seq</w:t>
-      </w:r>
-      <w:proofErr w:type="spellEnd"/>
-    </w:p>
-    <w:p>
-      <w:pPr>
-        <w:pStyle w:val="Paragraphedeliste"/>
-        <w:numPr>
-          <w:ilvl w:val="0"/>
-          <w:numId w:val="2"/>
-        </w:numPr>
-      </w:pPr>
-      <w:r>
-        <w:t>Normalize for read depth</w:t>
-      </w:r>
-      <w:r>
-        <w:t xml:space="preserve"> (calculate total number of reads per run</w:t>
-      </w:r>
-      <w:r>
-        <w:t xml:space="preserve"> and divide each read by this total number * </w:t>
-      </w:r>
-      <w:r>
-        <w:t>million)</w:t>
-      </w:r>
-    </w:p>
-    <w:p>
-      <w:pPr>
-        <w:pStyle w:val="Paragraphedeliste"/>
-        <w:numPr>
-          <w:ilvl w:val="0"/>
-          <w:numId w:val="2"/>
-        </w:numPr>
-      </w:pPr>
-      <w:r>
-        <w:t>Normalize for gene length (</w:t>
-      </w:r>
-      <w:r>
-        <w:t>divide each read by length of the gene kb)</w:t>
-      </w:r>
-    </w:p>
-    <w:p>
-      <w:r>
-        <w:rPr>
-          <w:b/>
-          <w:bCs/>
-        </w:rPr>
-        <w:t>FPKM</w:t>
-      </w:r>
-      <w:r>
-        <w:t xml:space="preserve"> = </w:t>
-      </w:r>
-      <w:r>
-        <w:t>Fragments per Kilobase Million</w:t>
-      </w:r>
-      <w:r>
-        <w:t xml:space="preserve"> = for paired end RNA-</w:t>
-      </w:r>
-      <w:proofErr w:type="spellStart"/>
-      <w:r>
-        <w:t>seq</w:t>
-      </w:r>
-      <w:proofErr w:type="spellEnd"/>
-      <w:r>
         <w:t xml:space="preserve"> (sequencing possible from both ends</w:t>
       </w:r>
       <w:r>
@@ -1566,7 +1650,15 @@
         <w:t>pt per Million</w:t>
       </w:r>
       <w:r>
-        <w:t xml:space="preserve"> (similar to RPKM and FPKM but in a different order)</w:t>
+        <w:t xml:space="preserve"> (</w:t>
+      </w:r>
+      <w:proofErr w:type="gramStart"/>
+      <w:r>
+        <w:t>similar to</w:t>
+      </w:r>
+      <w:proofErr w:type="gramEnd"/>
+      <w:r>
+        <w:t xml:space="preserve"> RPKM and FPKM but in a different order)</w:t>
       </w:r>
       <w:r>
         <w:t xml:space="preserve"> -&gt; gives proportions </w:t>
@@ -2050,6 +2142,38 @@
           <w:lang w:val="en-US"/>
         </w:rPr>
         <w:t># genes phages and bacteria detected</w:t>
+      </w:r>
+    </w:p>
+    <w:p>
+      <w:pPr>
+        <w:rPr>
+          <w:lang w:val="en-US"/>
+        </w:rPr>
+      </w:pPr>
+    </w:p>
+    <w:p>
+      <w:pPr>
+        <w:rPr>
+          <w:lang w:val="en-US"/>
+        </w:rPr>
+      </w:pPr>
+    </w:p>
+    <w:p>
+      <w:pPr>
+        <w:pStyle w:val="Paragraphedeliste"/>
+        <w:numPr>
+          <w:ilvl w:val="0"/>
+          <w:numId w:val="1"/>
+        </w:numPr>
+        <w:rPr>
+          <w:lang w:val="en-US"/>
+        </w:rPr>
+      </w:pPr>
+      <w:r>
+        <w:rPr>
+          <w:lang w:val="en-US"/>
+        </w:rPr>
+        <w:t xml:space="preserve"> </w:t>
       </w:r>
     </w:p>
     <w:sectPr>
